--- a/backend/output/workpaper_itgc-001.docx
+++ b/backend/output/workpaper_itgc-001.docx
@@ -46,7 +46,7 @@
           </w:tcPr>
           <w:p>
             <w:r>
-              <w:t>2026-03-09</w:t>
+              <w:t>2026-03-11</w:t>
             </w:r>
           </w:p>
         </w:tc>
@@ -249,7 +249,7 @@
           </w:tcPr>
           <w:p>
             <w:r>
-              <w:t>workday_terminations.csv: TerminationDate, ad_events.csv: EventID 4725 EventTime</w:t>
+              <w:t>data/workday_terminations.csv, data/ad_events.csv</w:t>
             </w:r>
           </w:p>
         </w:tc>
@@ -291,7 +291,7 @@
           </w:tcPr>
           <w:p>
             <w:r>
-              <w:t>workday_terminations.csv: TerminationDate, ad_events.csv: EventID 4725 EventTime</w:t>
+              <w:t>data/workday_terminations.csv, data/ad_events.csv</w:t>
             </w:r>
           </w:p>
         </w:tc>
@@ -333,7 +333,7 @@
           </w:tcPr>
           <w:p>
             <w:r>
-              <w:t>workday_terminations.csv: TerminationDate, ad_events.csv: EventID 4725 EventTime</w:t>
+              <w:t>data/workday_terminations.csv, data/ad_events.csv</w:t>
             </w:r>
           </w:p>
         </w:tc>
@@ -375,7 +375,7 @@
           </w:tcPr>
           <w:p>
             <w:r>
-              <w:t>workday_terminations.csv: TerminationDate, ad_events.csv: EventID 4725 EventTime</w:t>
+              <w:t>data/workday_terminations.csv, data/ad_events.csv</w:t>
             </w:r>
           </w:p>
         </w:tc>
@@ -417,7 +417,7 @@
           </w:tcPr>
           <w:p>
             <w:r>
-              <w:t>workday_terminations.csv: TerminationDate, ad_events.csv: EventID 4725 EventTime</w:t>
+              <w:t>data/workday_terminations.csv, data/ad_events.csv</w:t>
             </w:r>
           </w:p>
         </w:tc>
@@ -459,7 +459,7 @@
           </w:tcPr>
           <w:p>
             <w:r>
-              <w:t>workday_terminations.csv: TerminationDate, ad_events.csv: EventID 4725 EventTime</w:t>
+              <w:t>data/workday_terminations.csv, data/ad_events.csv</w:t>
             </w:r>
           </w:p>
         </w:tc>
@@ -501,7 +501,7 @@
           </w:tcPr>
           <w:p>
             <w:r>
-              <w:t>workday_terminations.csv: TerminationDate, ad_events.csv: EventID 4725 EventTime</w:t>
+              <w:t>data/workday_terminations.csv, data/ad_events.csv</w:t>
             </w:r>
           </w:p>
         </w:tc>
@@ -543,7 +543,7 @@
           </w:tcPr>
           <w:p>
             <w:r>
-              <w:t>workday_terminations.csv: TerminationDate, ad_events.csv: EventID 4725 EventTime</w:t>
+              <w:t>data/workday_terminations.csv, data/ad_events.csv</w:t>
             </w:r>
           </w:p>
         </w:tc>
@@ -585,7 +585,7 @@
           </w:tcPr>
           <w:p>
             <w:r>
-              <w:t>workday_terminations.csv: TerminationDate, ad_events.csv: EventID 4725 EventTime</w:t>
+              <w:t>data/workday_terminations.csv, data/ad_events.csv</w:t>
             </w:r>
           </w:p>
         </w:tc>
@@ -627,7 +627,7 @@
           </w:tcPr>
           <w:p>
             <w:r>
-              <w:t>workday_terminations.csv: TerminationDate, ad_events.csv: No EventID 4725 for user.10</w:t>
+              <w:t>data/workday_terminations.csv, data/ad_events.csv</w:t>
             </w:r>
           </w:p>
         </w:tc>
@@ -649,7 +649,7 @@
         <w:t xml:space="preserve">Sample EMP009 (user.9): </w:t>
       </w:r>
       <w:r>
-        <w:t>AD disable event (4725) at 2026-03-13 09:00:00 occurred 72.0 hours after termination, exceeding 24-hour threshold.</w:t>
+        <w:t>Account disabled event 4725 occurred 72 hours after termination (exceeds 24-hour threshold).</w:t>
       </w:r>
     </w:p>
     <w:p>
@@ -671,7 +671,7 @@
         <w:t xml:space="preserve">Sample EMP010 (user.10): </w:t>
       </w:r>
       <w:r>
-        <w:t>No AD disable event (EventID 4725) found; lookup returned EventID 4624 at 2026-03-11 14:00:00 (account logon).</w:t>
+        <w:t>No account disabled event 4725 found for user.10; closest event is 4624 (logon) at 2026-03-11 14:00:00. Account disable required but not present.</w:t>
       </w:r>
     </w:p>
     <w:p>
@@ -698,7 +698,7 @@
         <w:rPr>
           <w:b/>
         </w:rPr>
-        <w:t>Control failed. Of 10 terminated users tested, 2 exceptions were identified: user.9 (disable occurred 72 hours after termination exceeding 24-hour threshold) and user.10 (no disable event 4725 found). Remaining 8 users had AD disable events within 24 hours and passed.</w:t>
+        <w:t>Test completed on 10 terminated employees: 8 passed, 2 exceptions. Exceptions due to one delayed disable (user.9, 72 hours) and one missing disable event (user.10). Control does not meet the requirement for those exceptions.</w:t>
       </w:r>
     </w:p>
     <w:sectPr>

--- a/backend/output/workpaper_itgc-001.docx
+++ b/backend/output/workpaper_itgc-001.docx
@@ -120,17 +120,19 @@
     </w:p>
     <w:p>
       <w:r>
-        <w:t>1. Obtain the HR termination report and Active Directory event logs.</w:t>
+        <w:t>1. Load the HR termination report and AD event logs with load_evidence.</w:t>
         <w:br/>
-        <w:t>2. For each terminated employee, check if an AD event 4725 (account disabled) exists. Use lookup_record on the ad_events dataset with EventID=4725 and the matching UserName.</w:t>
+        <w:t>2. Join once: use join_datasets(hr_data, ad_data, "UserName"). Filter the joined result to rows where EventID=4725 (account disabled), or join then filter in memory so each terminated user has at most one 4725 event row.</w:t>
         <w:br/>
-        <w:t>3. If the AD event does not exist (status is 'not_found'), flag an exception because the account was never disabled. This is critical.</w:t>
+        <w:t>3. For rows with no 4725 event (missing or not_found), the account was never disabled: record as EXCEPTION.</w:t>
         <w:br/>
-        <w:t>4. Calculate the time difference between the termination date and the AD event timestamp.</w:t>
+        <w:t>4. Compute all time differences in one call: use calculate_deltas(list of TerminationDate values, list of EventTime values, "hours") for the joined rows.</w:t>
         <w:br/>
-        <w:t>5. If the time difference is greater than 24 hours, flag an exception.</w:t>
+        <w:t>5. For each row: if delta &gt; 24 hours or missing, record EXCEPTION; else record PASS.</w:t>
         <w:br/>
-        <w:t>6. Otherwise, flag a pass.</w:t>
+        <w:t>6. Record all results in one call: use flag_findings_batch with a list of {sample_id, sample_identifier, result, evidence_citations, finding_detail for exceptions}.</w:t>
+        <w:br/>
+        <w:t>7. Call generate_workpaper with total_samples, exceptions, and conclusion.</w:t>
       </w:r>
     </w:p>
     <w:p>
@@ -249,7 +251,7 @@
           </w:tcPr>
           <w:p>
             <w:r>
-              <w:t>data/workday_terminations.csv, data/ad_events.csv</w:t>
+              <w:t>data/workday_terminations.csv: EmpID=EMP001 TerminationDate=2026-03-02 09:00:00, data/ad_events.csv: EventID=4725 UserName=user.1 EventTime=2026-03-02 11:00:00</w:t>
             </w:r>
           </w:p>
         </w:tc>
@@ -291,7 +293,7 @@
           </w:tcPr>
           <w:p>
             <w:r>
-              <w:t>data/workday_terminations.csv, data/ad_events.csv</w:t>
+              <w:t>data/workday_terminations.csv: EmpID=EMP002 TerminationDate=2026-03-03 09:00:00, data/ad_events.csv: EventID=4725 UserName=user.2 EventTime=2026-03-03 11:00:00</w:t>
             </w:r>
           </w:p>
         </w:tc>
@@ -333,7 +335,7 @@
           </w:tcPr>
           <w:p>
             <w:r>
-              <w:t>data/workday_terminations.csv, data/ad_events.csv</w:t>
+              <w:t>data/workday_terminations.csv: EmpID=EMP003 TerminationDate=2026-03-04 09:00:00, data/ad_events.csv: EventID=4725 UserName=user.3 EventTime=2026-03-04 11:00:00</w:t>
             </w:r>
           </w:p>
         </w:tc>
@@ -375,7 +377,7 @@
           </w:tcPr>
           <w:p>
             <w:r>
-              <w:t>data/workday_terminations.csv, data/ad_events.csv</w:t>
+              <w:t>data/workday_terminations.csv: EmpID=EMP004 TerminationDate=2026-03-05 09:00:00, data/ad_events.csv: EventID=4725 UserName=user.4 EventTime=2026-03-05 11:00:00</w:t>
             </w:r>
           </w:p>
         </w:tc>
@@ -417,7 +419,7 @@
           </w:tcPr>
           <w:p>
             <w:r>
-              <w:t>data/workday_terminations.csv, data/ad_events.csv</w:t>
+              <w:t>data/workday_terminations.csv: EmpID=EMP005 TerminationDate=2026-03-06 09:00:00, data/ad_events.csv: EventID=4725 UserName=user.5 EventTime=2026-03-06 11:00:00</w:t>
             </w:r>
           </w:p>
         </w:tc>
@@ -459,7 +461,7 @@
           </w:tcPr>
           <w:p>
             <w:r>
-              <w:t>data/workday_terminations.csv, data/ad_events.csv</w:t>
+              <w:t>data/workday_terminations.csv: EmpID=EMP006 TerminationDate=2026-03-07 09:00:00, data/ad_events.csv: EventID=4725 UserName=user.6 EventTime=2026-03-07 11:00:00</w:t>
             </w:r>
           </w:p>
         </w:tc>
@@ -501,7 +503,7 @@
           </w:tcPr>
           <w:p>
             <w:r>
-              <w:t>data/workday_terminations.csv, data/ad_events.csv</w:t>
+              <w:t>data/workday_terminations.csv: EmpID=EMP007 TerminationDate=2026-03-08 09:00:00, data/ad_events.csv: EventID=4725 UserName=user.7 EventTime=2026-03-08 11:00:00</w:t>
             </w:r>
           </w:p>
         </w:tc>
@@ -543,7 +545,7 @@
           </w:tcPr>
           <w:p>
             <w:r>
-              <w:t>data/workday_terminations.csv, data/ad_events.csv</w:t>
+              <w:t>data/workday_terminations.csv: EmpID=EMP008 TerminationDate=2026-03-09 09:00:00, data/ad_events.csv: EventID=4725 UserName=user.8 EventTime=2026-03-09 11:00:00</w:t>
             </w:r>
           </w:p>
         </w:tc>
@@ -585,7 +587,7 @@
           </w:tcPr>
           <w:p>
             <w:r>
-              <w:t>data/workday_terminations.csv, data/ad_events.csv</w:t>
+              <w:t>data/workday_terminations.csv: EmpID=EMP009 TerminationDate=2026-03-10 09:00:00, data/ad_events.csv: EventID=4725 UserName=user.9 EventTime=2026-03-13 09:00:00</w:t>
             </w:r>
           </w:p>
         </w:tc>
@@ -627,7 +629,7 @@
           </w:tcPr>
           <w:p>
             <w:r>
-              <w:t>data/workday_terminations.csv, data/ad_events.csv</w:t>
+              <w:t>data/workday_terminations.csv: EmpID=EMP010 TerminationDate=2026-03-11 09:00:00, data/ad_events.csv: No EventID=4725 found for user.10; closest event EventID=4624 at 2026-03-11 14:00:00</w:t>
             </w:r>
           </w:p>
         </w:tc>
@@ -649,7 +651,7 @@
         <w:t xml:space="preserve">Sample EMP009 (user.9): </w:t>
       </w:r>
       <w:r>
-        <w:t>Account disabled event 4725 occurred 72 hours after termination (exceeds 24-hour threshold).</w:t>
+        <w:t>Account disabled 72 hours after termination (greater than 24 hours).</w:t>
       </w:r>
     </w:p>
     <w:p>
@@ -671,7 +673,7 @@
         <w:t xml:space="preserve">Sample EMP010 (user.10): </w:t>
       </w:r>
       <w:r>
-        <w:t>No account disabled event 4725 found for user.10; closest event is 4624 (logon) at 2026-03-11 14:00:00. Account disable required but not present.</w:t>
+        <w:t>No 4725 (account disabled) event found in AD logs for terminated user.</w:t>
       </w:r>
     </w:p>
     <w:p>
@@ -698,7 +700,7 @@
         <w:rPr>
           <w:b/>
         </w:rPr>
-        <w:t>Test completed on 10 terminated employees: 8 passed, 2 exceptions. Exceptions due to one delayed disable (user.9, 72 hours) and one missing disable event (user.10). Control does not meet the requirement for those exceptions.</w:t>
+        <w:t>Control failed: 2 exceptions out of 10 terminated users (20%). Two terminated users either lacked a 4725 disable event or had the disable event more than 24 hours after termination.</w:t>
       </w:r>
     </w:p>
     <w:sectPr>
